--- a/zht/docx/155.content.docx
+++ b/zht/docx/155.content.docx
@@ -30908,33 +30908,33 @@
         <w:rPr>
           <w:lang w:val="zh_TW" w:bidi="zh_TW"/>
         </w:rPr>
-        <w:t>關於神的本質，詞語「一」（</w:t>
+        <w:t xml:space="preserve">在教導關於神的本質時，希伯來文單字 </w:t>
       </w:r>
       <w:r>
         <w:rPr>
           <w:i/>
           <w:lang w:val="zh_TW" w:bidi="zh_TW"/>
         </w:rPr>
-        <w:t>echad）</w:t>
-      </w:r>
-      <w:r>
-        <w:rPr>
-          <w:lang w:val="zh_TW" w:bidi="zh_TW"/>
-        </w:rPr>
-        <w:t>意味著複合的統一，而不是絕對的單一。中世紀猶太神學家邁蒙尼德（Maimonides）主張神是</w:t>
+        <w:t>echad</w:t>
+      </w:r>
+      <w:r>
+        <w:rPr>
+          <w:lang w:val="zh_TW" w:bidi="zh_TW"/>
+        </w:rPr>
+        <w:t xml:space="preserve">（「一」）可以用來描述由多個部分組成的複合合一（unity）。而著名的中世紀猶太神學家邁蒙尼德（Maimonides）則教導，神是 </w:t>
       </w:r>
       <w:r>
         <w:rPr>
           <w:i/>
           <w:lang w:val="zh_TW" w:bidi="zh_TW"/>
         </w:rPr>
-        <w:t>yachid——</w:t>
-      </w:r>
-      <w:r>
-        <w:rPr>
-          <w:lang w:val="zh_TW" w:bidi="zh_TW"/>
-        </w:rPr>
-        <w:t>絕對的單一。但是，舊約聖經並未使用這個詞來描述神。「</w:t>
+        <w:t>yachid</w:t>
+      </w:r>
+      <w:r>
+        <w:rPr>
+          <w:lang w:val="zh_TW" w:bidi="zh_TW"/>
+        </w:rPr>
+        <w:t>（絕對意義上的單一/獨一）。但是，舊約聖經並未使用這個詞來描述神。「</w:t>
       </w:r>
       <w:r>
         <w:rPr>
